--- a/revisions/Transferring optimal decision.docx
+++ b/revisions/Transferring optimal decision.docx
@@ -85,8 +85,113 @@
         <w:rPr>
           <w:sz w:val="20"/>
           <w:szCs w:val="20"/>
-        </w:rPr>
-        <w:t>Variable and sub-optimal responses to a choice problem are a persistent default mode</w:t>
+          <w:highlight w:val="yellow"/>
+        </w:rPr>
+        <w:t>V</w:t>
+      </w:r>
+      <w:r>
+        <w:rPr>
+          <w:sz w:val="20"/>
+          <w:szCs w:val="20"/>
+          <w:highlight w:val="yellow"/>
+        </w:rPr>
+        <w:t>ariab</w:t>
+      </w:r>
+      <w:r>
+        <w:rPr>
+          <w:sz w:val="20"/>
+          <w:szCs w:val="20"/>
+          <w:highlight w:val="yellow"/>
+        </w:rPr>
+        <w:t>le</w:t>
+      </w:r>
+      <w:r>
+        <w:rPr>
+          <w:sz w:val="20"/>
+          <w:szCs w:val="20"/>
+          <w:highlight w:val="yellow"/>
+        </w:rPr>
+        <w:t xml:space="preserve"> and </w:t>
+      </w:r>
+      <w:r>
+        <w:rPr>
+          <w:sz w:val="20"/>
+          <w:szCs w:val="20"/>
+          <w:highlight w:val="yellow"/>
+        </w:rPr>
+        <w:t>sub-optimal responses to a choice problem</w:t>
+      </w:r>
+      <w:r>
+        <w:rPr>
+          <w:sz w:val="20"/>
+          <w:szCs w:val="20"/>
+          <w:highlight w:val="yellow"/>
+        </w:rPr>
+        <w:t xml:space="preserve"> </w:t>
+      </w:r>
+      <w:r>
+        <w:rPr>
+          <w:sz w:val="20"/>
+          <w:szCs w:val="20"/>
+          <w:highlight w:val="yellow"/>
+        </w:rPr>
+        <w:t xml:space="preserve">persist </w:t>
+      </w:r>
+      <w:r>
+        <w:rPr>
+          <w:sz w:val="20"/>
+          <w:szCs w:val="20"/>
+          <w:highlight w:val="yellow"/>
+        </w:rPr>
+        <w:t xml:space="preserve">despite </w:t>
+      </w:r>
+      <w:r>
+        <w:rPr>
+          <w:sz w:val="20"/>
+          <w:szCs w:val="20"/>
+          <w:highlight w:val="yellow"/>
+        </w:rPr>
+        <w:t>experience with</w:t>
+      </w:r>
+      <w:r>
+        <w:rPr>
+          <w:sz w:val="20"/>
+          <w:szCs w:val="20"/>
+          <w:highlight w:val="yellow"/>
+        </w:rPr>
+        <w:t xml:space="preserve"> </w:t>
+      </w:r>
+      <w:r>
+        <w:rPr>
+          <w:sz w:val="20"/>
+          <w:szCs w:val="20"/>
+          <w:highlight w:val="yellow"/>
+        </w:rPr>
+        <w:t xml:space="preserve">a </w:t>
+      </w:r>
+      <w:r>
+        <w:rPr>
+          <w:sz w:val="20"/>
+          <w:szCs w:val="20"/>
+          <w:highlight w:val="yellow"/>
+        </w:rPr>
+        <w:t xml:space="preserve">simple </w:t>
+      </w:r>
+      <w:r>
+        <w:rPr>
+          <w:sz w:val="20"/>
+          <w:szCs w:val="20"/>
+          <w:highlight w:val="yellow"/>
+        </w:rPr>
+        <w:t xml:space="preserve">and effective </w:t>
+      </w:r>
+      <w:r>
+        <w:rPr>
+          <w:sz w:val="20"/>
+          <w:szCs w:val="20"/>
+          <w:highlight w:val="yellow"/>
+        </w:rPr>
+        <w:t>decision rule</w:t>
       </w:r>
     </w:p>
     <w:p>
@@ -8948,6 +9053,24 @@
         <w:rPr>
           <w:noProof/>
         </w:rPr>
+        <w:fldChar w:fldCharType="begin"/>
+      </w:r>
+      <w:r>
+        <w:rPr>
+          <w:noProof/>
+        </w:rPr>
+        <w:instrText xml:space="preserve"> INCLUDEPICTURE  "https://media.discordapp.net/attachments/1026856418046922833/1367137064239501448/double_blind.png?ex=68137d1c&amp;is=68122b9c&amp;hm=b1124fe1e64bf099fb88dce1bc506b408f632e2a08364f61c13a4ecb3e4cc79a&amp;=&amp;format=webp&amp;quality=lossless&amp;width=1928&amp;height=771" \* MERGEFORMATINET </w:instrText>
+      </w:r>
+      <w:r>
+        <w:rPr>
+          <w:noProof/>
+        </w:rPr>
+        <w:fldChar w:fldCharType="separate"/>
+      </w:r>
+      <w:r>
+        <w:rPr>
+          <w:noProof/>
+        </w:rPr>
         <w:pict w14:anchorId="00DB21D2">
           <v:shapetype id="_x0000_t75" coordsize="21600,21600" o:spt="75" o:preferrelative="t" path="m@4@5l@4@11@9@11@9@5xe" filled="f" stroked="f">
             <v:stroke joinstyle="miter"/>
@@ -8972,6 +9095,12 @@
             <v:imagedata r:id="rId8" r:href="rId9"/>
           </v:shape>
         </w:pict>
+      </w:r>
+      <w:r>
+        <w:rPr>
+          <w:noProof/>
+        </w:rPr>
+        <w:fldChar w:fldCharType="end"/>
       </w:r>
       <w:r>
         <w:rPr>
@@ -11019,11 +11148,35 @@
         <w:rPr>
           <w:noProof/>
         </w:rPr>
+        <w:fldChar w:fldCharType="begin"/>
+      </w:r>
+      <w:r>
+        <w:rPr>
+          <w:noProof/>
+        </w:rPr>
+        <w:instrText xml:space="preserve"> INCLUDEPICTURE  "https://media.discordapp.net/attachments/1026856418046922833/1367137385724510208/exp1a_acc.png?ex=68137d68&amp;is=68122be8&amp;hm=5d9c05bedb4b00c31ce8b470b8f9d69fc5b168696d77ae38d0cb5240aa510e16&amp;=&amp;format=webp&amp;quality=lossless&amp;width=1094&amp;height=875" \* MERGEFORMATINET </w:instrText>
+      </w:r>
+      <w:r>
+        <w:rPr>
+          <w:noProof/>
+        </w:rPr>
+        <w:fldChar w:fldCharType="separate"/>
+      </w:r>
+      <w:r>
+        <w:rPr>
+          <w:noProof/>
+        </w:rPr>
         <w:pict w14:anchorId="284DDC40">
           <v:shape id="_x0000_i1026" type="#_x0000_t75" alt="Image" style="width:266pt;height:214.15pt;mso-width-percent:0;mso-height-percent:0;mso-width-percent:0;mso-height-percent:0">
             <v:imagedata r:id="rId11" r:href="rId12"/>
           </v:shape>
         </w:pict>
+      </w:r>
+      <w:r>
+        <w:rPr>
+          <w:noProof/>
+        </w:rPr>
+        <w:fldChar w:fldCharType="end"/>
       </w:r>
       <w:r>
         <w:rPr>
@@ -15134,11 +15287,35 @@
         <w:rPr>
           <w:noProof/>
         </w:rPr>
+        <w:fldChar w:fldCharType="begin"/>
+      </w:r>
+      <w:r>
+        <w:rPr>
+          <w:noProof/>
+        </w:rPr>
+        <w:instrText xml:space="preserve"> INCLUDEPICTURE  "https://media.discordapp.net/attachments/1026856418046922833/1366421473606111332/image.png?ex=6810e2aa&amp;is=680f912a&amp;hm=8a4ccc1db93a95f9318b506808897a4de85f4ffff7fe0b2dd290b7da8f2d1ffe&amp;=&amp;format=webp&amp;quality=lossless&amp;width=1998&amp;height=718" \* MERGEFORMATINET </w:instrText>
+      </w:r>
+      <w:r>
+        <w:rPr>
+          <w:noProof/>
+        </w:rPr>
+        <w:fldChar w:fldCharType="separate"/>
+      </w:r>
+      <w:r>
+        <w:rPr>
+          <w:noProof/>
+        </w:rPr>
         <w:pict w14:anchorId="24FDF374">
           <v:shape id="_x0000_i1025" type="#_x0000_t75" alt="Image" style="width:467.3pt;height:166.95pt;mso-width-percent:0;mso-height-percent:0;mso-width-percent:0;mso-height-percent:0">
             <v:imagedata r:id="rId14" r:href="rId15"/>
           </v:shape>
         </w:pict>
+      </w:r>
+      <w:r>
+        <w:rPr>
+          <w:noProof/>
+        </w:rPr>
+        <w:fldChar w:fldCharType="end"/>
       </w:r>
       <w:r>
         <w:rPr>
